--- a/eval/dataset/files/worksheet.docx
+++ b/eval/dataset/files/worksheet.docx
@@ -227,7 +227,7 @@
       <w:r>
         <w:drawing>
           <wp:inline xmlns:a="http://schemas.openxmlformats.org/drawingml/2006/main" xmlns:pic="http://schemas.openxmlformats.org/drawingml/2006/picture">
-            <wp:extent cx="5029200" cy="3017520"/>
+            <wp:extent cx="5029200" cy="3464560"/>
             <wp:docPr id="1" name="Picture 1"/>
             <wp:cNvGraphicFramePr>
               <a:graphicFrameLocks noChangeAspect="1"/>
@@ -248,7 +248,7 @@
                   <pic:spPr>
                     <a:xfrm>
                       <a:off x="0" y="0"/>
-                      <a:ext cx="5029200" cy="3017520"/>
+                      <a:ext cx="5029200" cy="3464560"/>
                     </a:xfrm>
                     <a:prstGeom prst="rect"/>
                   </pic:spPr>
